--- a/docs/DR_Backup_Guide_Deploiement_v4.docx
+++ b/docs/DR_Backup_Guide_Deploiement_v4.docx
@@ -51,7 +51,7 @@
           <w:color w:val="808080"/>
           <w:sz w:val="22"/>
         </w:rPr>
-        <w:t>KeyIT — 30/07/2026</w:t>
+        <w:t>KeyIT — 31/07/2026</w:t>
       </w:r>
     </w:p>
     <w:p/>
@@ -1323,7 +1323,150 @@
     </w:p>
     <w:p>
       <w:r>
-        <w:t>Les jobs planifiés ne doivent pas dépendre d'un compte nominatif : le départ de la personne concernée interromprait les sauvegardes. Un Service Principal est donc requis. Sa création nécessite des droits d'administration sur Microsoft Entra ID.</w:t>
+        <w:t>Les jobs planifiés ne doivent pas dépendre d'un compte nominatif : le départ de la personne concernée interromprait les sauvegardes. Un Service Principal est donc requis.</w:t>
+      </w:r>
+    </w:p>
+    <w:p>
+      <w:r>
+        <w:t>Deux types de Service Principal conviennent. Le choix détermine le secret utilisé, et donc la configuration de la CLI au §4.3 — les deux ne se configurent pas de la même manière.</w:t>
+      </w:r>
+    </w:p>
+    <w:tbl>
+      <w:tblPr>
+        <w:tblStyle w:val="TableGrid"/>
+        <w:tblW w:type="auto" w:w="0"/>
+        <w:jc w:val="left"/>
+        <w:tblLook w:firstColumn="1" w:firstRow="1" w:lastColumn="0" w:lastRow="0" w:noHBand="0" w:noVBand="1" w:val="04A0"/>
+      </w:tblPr>
+      <w:tblGrid>
+        <w:gridCol w:w="2880"/>
+        <w:gridCol w:w="2880"/>
+        <w:gridCol w:w="2880"/>
+      </w:tblGrid>
+      <w:tr>
+        <w:tc>
+          <w:tcPr>
+            <w:tcW w:type="dxa" w:w="2268"/>
+            <w:shd w:val="clear" w:color="auto" w:fill="1F497D"/>
+          </w:tcPr>
+          <w:p>
+            <w:r>
+              <w:rPr>
+                <w:b/>
+                <w:color w:val="FFFFFF"/>
+              </w:rPr>
+              <w:t>Type</w:t>
+            </w:r>
+          </w:p>
+        </w:tc>
+        <w:tc>
+          <w:tcPr>
+            <w:tcW w:type="dxa" w:w="3402"/>
+            <w:shd w:val="clear" w:color="auto" w:fill="1F497D"/>
+          </w:tcPr>
+          <w:p>
+            <w:r>
+              <w:rPr>
+                <w:b/>
+                <w:color w:val="FFFFFF"/>
+              </w:rPr>
+              <w:t>Créé depuis</w:t>
+            </w:r>
+          </w:p>
+        </w:tc>
+        <w:tc>
+          <w:tcPr>
+            <w:tcW w:type="dxa" w:w="3402"/>
+            <w:shd w:val="clear" w:color="auto" w:fill="1F497D"/>
+          </w:tcPr>
+          <w:p>
+            <w:r>
+              <w:rPr>
+                <w:b/>
+                <w:color w:val="FFFFFF"/>
+              </w:rPr>
+              <w:t>Droits requis</w:t>
+            </w:r>
+          </w:p>
+        </w:tc>
+      </w:tr>
+      <w:tr>
+        <w:tc>
+          <w:tcPr>
+            <w:tcW w:type="dxa" w:w="2268"/>
+          </w:tcPr>
+          <w:p>
+            <w:r>
+              <w:t>Géré par Databricks</w:t>
+            </w:r>
+          </w:p>
+        </w:tc>
+        <w:tc>
+          <w:tcPr>
+            <w:tcW w:type="dxa" w:w="3402"/>
+          </w:tcPr>
+          <w:p>
+            <w:r>
+              <w:t>Console de compte Databricks</w:t>
+            </w:r>
+          </w:p>
+        </w:tc>
+        <w:tc>
+          <w:tcPr>
+            <w:tcW w:type="dxa" w:w="3402"/>
+          </w:tcPr>
+          <w:p>
+            <w:r>
+              <w:t>Administrateur Databricks uniquement</w:t>
+            </w:r>
+          </w:p>
+        </w:tc>
+      </w:tr>
+      <w:tr>
+        <w:tc>
+          <w:tcPr>
+            <w:tcW w:type="dxa" w:w="2268"/>
+          </w:tcPr>
+          <w:p>
+            <w:r>
+              <w:t>Adossé à Microsoft Entra ID</w:t>
+            </w:r>
+          </w:p>
+        </w:tc>
+        <w:tc>
+          <w:tcPr>
+            <w:tcW w:type="dxa" w:w="3402"/>
+          </w:tcPr>
+          <w:p>
+            <w:r>
+              <w:t>Portail Azure, App registration</w:t>
+            </w:r>
+          </w:p>
+        </w:tc>
+        <w:tc>
+          <w:tcPr>
+            <w:tcW w:type="dxa" w:w="3402"/>
+          </w:tcPr>
+          <w:p>
+            <w:r>
+              <w:t>Administrateur Microsoft Entra ID</w:t>
+            </w:r>
+          </w:p>
+        </w:tc>
+      </w:tr>
+    </w:tbl>
+    <w:p/>
+    <w:p>
+      <w:pPr>
+        <w:ind w:left="283"/>
+      </w:pPr>
+      <w:r>
+        <w:rPr>
+          <w:i/>
+          <w:color w:val="707070"/>
+          <w:sz w:val="20"/>
+        </w:rPr>
+        <w:t>Note : un Service Principal géré par Databricks suffit ici, et évite de dépendre d'un administrateur Azure. L'accès au stockage ne passe pas par l'identité du Service Principal mais par le Storage Credential adossé à l'Access Connector (§2.3) : le Service Principal n'a donc besoin d'aucune identité côté Azure.</w:t>
       </w:r>
     </w:p>
     <w:p>
@@ -1335,7 +1478,64 @@
         <w:rPr>
           <w:color w:val="1F497D"/>
         </w:rPr>
-        <w:t>A — Créer l'App Registration dans Microsoft Entra ID</w:t>
+        <w:t>A — Option 1 : Service Principal géré par Databricks</w:t>
+      </w:r>
+    </w:p>
+    <w:p>
+      <w:pPr>
+        <w:pStyle w:val="ListNumber"/>
+      </w:pPr>
+      <w:r>
+        <w:t>Console de compte Databricks (accounts.azuredatabricks.net), onglet User management, Service principals, Add service principal.</w:t>
+      </w:r>
+    </w:p>
+    <w:p>
+      <w:pPr>
+        <w:pStyle w:val="ListNumber"/>
+      </w:pPr>
+      <w:r>
+        <w:t>Choisir Databricks managed. Nom, par exemple sp-databricks-dr-backup.</w:t>
+      </w:r>
+    </w:p>
+    <w:p>
+      <w:pPr>
+        <w:pStyle w:val="ListNumber"/>
+      </w:pPr>
+      <w:r>
+        <w:t>Ouvrir le Service Principal créé, onglet Secrets, Generate secret. Relever le Client ID et le Secret : le secret n'est affiché qu'une seule fois et ne peut pas être relu ensuite.</w:t>
+      </w:r>
+    </w:p>
+    <w:p>
+      <w:pPr>
+        <w:pStyle w:val="ListNumber"/>
+      </w:pPr>
+      <w:r>
+        <w:t>Onglet Workspaces, affecter le Service Principal au workspace concerné.</w:t>
+      </w:r>
+    </w:p>
+    <w:p>
+      <w:pPr>
+        <w:ind w:left="283"/>
+      </w:pPr>
+      <w:r>
+        <w:rPr>
+          <w:i/>
+          <w:color w:val="707070"/>
+          <w:sz w:val="20"/>
+        </w:rPr>
+        <w:t>Note : ce couple Client ID / Secret se configure avec les champs client_id et client_secret (§4.3, variante A).</w:t>
+      </w:r>
+    </w:p>
+    <w:p>
+      <w:pPr>
+        <w:pStyle w:val="Heading3"/>
+        <w:jc w:val="left"/>
+      </w:pPr>
+      <w:r>
+        <w:rPr>
+          <w:color w:val="1F497D"/>
+        </w:rPr>
+        <w:t>B — Option 2 : Service Principal adossé à Microsoft Entra ID</w:t>
       </w:r>
     </w:p>
     <w:p>
@@ -1372,6 +1572,27 @@
     </w:p>
     <w:p>
       <w:pPr>
+        <w:pStyle w:val="ListNumber"/>
+      </w:pPr>
+      <w:r>
+        <w:t>Dans Databricks, console d'administration du workspace, Identity and access, Service principals, Add service principal, puis renseigner l'Application ID.</w:t>
+      </w:r>
+    </w:p>
+    <w:p>
+      <w:pPr>
+        <w:ind w:left="283"/>
+      </w:pPr>
+      <w:r>
+        <w:rPr>
+          <w:i/>
+          <w:color w:val="707070"/>
+          <w:sz w:val="20"/>
+        </w:rPr>
+        <w:t>Note : ce triplet se configure avec les champs azure_client_id, azure_client_secret et azure_tenant_id (§4.3, variante B), et non avec client_id / client_secret.</w:t>
+      </w:r>
+    </w:p>
+    <w:p>
+      <w:pPr>
         <w:pStyle w:val="Heading3"/>
         <w:jc w:val="left"/>
       </w:pPr>
@@ -1379,7 +1600,7 @@
         <w:rPr>
           <w:color w:val="1F497D"/>
         </w:rPr>
-        <w:t>B — Déclarer le Service Principal dans Databricks</w:t>
+        <w:t>C — Droits à accorder, quelle que soit l'option retenue</w:t>
       </w:r>
     </w:p>
     <w:p>
@@ -1387,7 +1608,7 @@
         <w:pStyle w:val="ListNumber"/>
       </w:pPr>
       <w:r>
-        <w:t>Console d'administration du workspace, onglet Identity and access, Service principals, Add service principal.</w:t>
+        <w:t>Entitlement Workspace access sur le Service Principal, dans la console d'administration du workspace.</w:t>
       </w:r>
     </w:p>
     <w:p>
@@ -1395,7 +1616,7 @@
         <w:pStyle w:val="ListNumber"/>
       </w:pPr>
       <w:r>
-        <w:t>Renseigner l'Application ID relevé à l'étape A.</w:t>
+        <w:t>Permission Can manage sur les jobs après déploiement, ou déclarer le Service Principal propriétaire des jobs.</w:t>
       </w:r>
     </w:p>
     <w:p>
@@ -1403,24 +1624,7 @@
         <w:pStyle w:val="ListNumber"/>
       </w:pPr>
       <w:r>
-        <w:t>Lui accorder l'entitlement Workspace access, et Can manage sur les jobs après déploiement (ou le déclarer propriétaire des jobs).</w:t>
-      </w:r>
-    </w:p>
-    <w:p>
-      <w:pPr>
-        <w:pStyle w:val="Heading3"/>
-        <w:jc w:val="left"/>
-      </w:pPr>
-      <w:r>
-        <w:rPr>
-          <w:color w:val="1F497D"/>
-        </w:rPr>
-        <w:t>C — Donner accès au stockage au Service Principal</w:t>
-      </w:r>
-    </w:p>
-    <w:p>
-      <w:r>
-        <w:t>Exécuter les GRANT du §2.5 en utilisant l'Application ID comme principal.</w:t>
+        <w:t>GRANT du §2.5 sur l'External Location et sur chaque catalog à sauvegarder, en utilisant le Client ID (ou l'Application ID) comme principal.</w:t>
       </w:r>
     </w:p>
     <w:p>
@@ -2357,7 +2561,7 @@
     </w:p>
     <w:p>
       <w:r>
-        <w:t>Créer ou éditer le fichier de profils, puis vérifier la connexion :</w:t>
+        <w:t>La CLI lit ses identifiants dans un fichier de profils. Chaque profil est une section indépendante : ajouter un profil ne modifie jamais les autres.</w:t>
       </w:r>
     </w:p>
     <w:p>
@@ -2372,15 +2576,36 @@
           <w:color w:val="1F497D"/>
           <w:sz w:val="18"/>
         </w:rPr>
-        <w:t># ~/.databrickscfg  (Windows : %USERPROFILE%\.databrickscfg)</w:t>
+        <w:t># Emplacement</w:t>
         <w:br/>
-        <w:t>[prod]</w:t>
+        <w:t># Linux / macOS : ~/.databrickscfg</w:t>
         <w:br/>
-        <w:t>host          = https://adb-1234567890123456.7.azuredatabricks.net</w:t>
-        <w:br/>
-        <w:t>client_id     = &lt;application-id-du-service-principal&gt;</w:t>
-        <w:br/>
-        <w:t>client_secret = &lt;client-secret&gt;</w:t>
+        <w:t># Windows       : %USERPROFILE%\.databrickscfg</w:t>
+      </w:r>
+    </w:p>
+    <w:p>
+      <w:pPr>
+        <w:ind w:left="283"/>
+      </w:pPr>
+      <w:r>
+        <w:rPr>
+          <w:b/>
+          <w:color w:val="C00000"/>
+          <w:sz w:val="20"/>
+        </w:rPr>
+        <w:t>Attention : les champs à renseigner dépendent du type de Service Principal choisi au §2.6. Un secret Microsoft Entra ID placé dans les champs client_id / client_secret produit une erreur 401 à l'authentification. Voir Annexe A.7.</w:t>
+      </w:r>
+    </w:p>
+    <w:p>
+      <w:pPr>
+        <w:pStyle w:val="Heading3"/>
+        <w:jc w:val="left"/>
+      </w:pPr>
+      <w:r>
+        <w:rPr>
+          <w:color w:val="1F497D"/>
+        </w:rPr>
+        <w:t>Variante A — Service Principal géré par Databricks (§2.6, option 1)</w:t>
       </w:r>
     </w:p>
     <w:p>
@@ -2395,7 +2620,48 @@
           <w:color w:val="1F497D"/>
           <w:sz w:val="18"/>
         </w:rPr>
-        <w:t>databricks current-user me --profile prod</w:t>
+        <w:t>[prod]</w:t>
+        <w:br/>
+        <w:t>host          = https://adb-1234567890123456.7.azuredatabricks.net</w:t>
+        <w:br/>
+        <w:t>client_id     = &lt;client-id-du-service-principal&gt;</w:t>
+        <w:br/>
+        <w:t>client_secret = &lt;secret-genere-dans-databricks&gt;</w:t>
+      </w:r>
+    </w:p>
+    <w:p>
+      <w:pPr>
+        <w:pStyle w:val="Heading3"/>
+        <w:jc w:val="left"/>
+      </w:pPr>
+      <w:r>
+        <w:rPr>
+          <w:color w:val="1F497D"/>
+        </w:rPr>
+        <w:t>Variante B — Service Principal Microsoft Entra ID (§2.6, option 2)</w:t>
+      </w:r>
+    </w:p>
+    <w:p>
+      <w:pPr>
+        <w:spacing w:before="40" w:after="40"/>
+        <w:ind w:left="283"/>
+        <w:shd w:val="clear" w:color="auto" w:fill="F0F0F0"/>
+      </w:pPr>
+      <w:r>
+        <w:rPr>
+          <w:rFonts w:ascii="Courier New" w:hAnsi="Courier New"/>
+          <w:color w:val="1F497D"/>
+          <w:sz w:val="18"/>
+        </w:rPr>
+        <w:t>[prod]</w:t>
+        <w:br/>
+        <w:t>host                = https://adb-1234567890123456.7.azuredatabricks.net</w:t>
+        <w:br/>
+        <w:t>azure_client_id     = &lt;application-id&gt;</w:t>
+        <w:br/>
+        <w:t>azure_client_secret = &lt;client-secret-entra-id&gt;</w:t>
+        <w:br/>
+        <w:t>azure_tenant_id     = &lt;directory-tenant-id&gt;</w:t>
       </w:r>
     </w:p>
     <w:p>
@@ -2409,6 +2675,155 @@
           <w:sz w:val="20"/>
         </w:rPr>
         <w:t>Attention : le champ host attend l'URL du workspace Databricks, jamais celle du compte de stockage. Voir Annexe A.3.</w:t>
+      </w:r>
+    </w:p>
+    <w:p>
+      <w:pPr>
+        <w:pStyle w:val="Heading3"/>
+        <w:jc w:val="left"/>
+      </w:pPr>
+      <w:r>
+        <w:rPr>
+          <w:color w:val="1F497D"/>
+        </w:rPr>
+        <w:t>Vérifier la configuration</w:t>
+      </w:r>
+    </w:p>
+    <w:p>
+      <w:pPr>
+        <w:spacing w:before="40" w:after="40"/>
+        <w:ind w:left="283"/>
+        <w:shd w:val="clear" w:color="auto" w:fill="F0F0F0"/>
+      </w:pPr>
+      <w:r>
+        <w:rPr>
+          <w:rFonts w:ascii="Courier New" w:hAnsi="Courier New"/>
+          <w:color w:val="1F497D"/>
+          <w:sz w:val="18"/>
+        </w:rPr>
+        <w:t>databricks auth profiles                    # le profil doit apparaitre Valid : YES</w:t>
+        <w:br/>
+        <w:t>databricks current-user me --profile prod</w:t>
+        <w:br/>
+        <w:t>databricks jobs list --profile prod         # confirme l'acces effectif au workspace</w:t>
+      </w:r>
+    </w:p>
+    <w:p>
+      <w:r>
+        <w:t>Pour un Service Principal, la réponse ne contient pas d'adresse e-mail : le champ userName vaut le Client ID. C'est le comportement attendu.</w:t>
+      </w:r>
+    </w:p>
+    <w:p>
+      <w:pPr>
+        <w:spacing w:before="40" w:after="40"/>
+        <w:ind w:left="283"/>
+        <w:shd w:val="clear" w:color="auto" w:fill="F0F0F0"/>
+      </w:pPr>
+      <w:r>
+        <w:rPr>
+          <w:rFonts w:ascii="Courier New" w:hAnsi="Courier New"/>
+          <w:color w:val="1F497D"/>
+          <w:sz w:val="18"/>
+        </w:rPr>
+        <w:t>{</w:t>
+        <w:br/>
+        <w:t xml:space="preserve">  "active": true,</w:t>
+        <w:br/>
+        <w:t xml:space="preserve">  "displayName": "sp-databricks-dr-backup",</w:t>
+        <w:br/>
+        <w:t xml:space="preserve">  "userName": "12345678-90ab-cdef-1234-567890abcdef"</w:t>
+        <w:br/>
+        <w:t>}</w:t>
+      </w:r>
+    </w:p>
+    <w:p>
+      <w:pPr>
+        <w:pStyle w:val="Heading3"/>
+        <w:jc w:val="left"/>
+      </w:pPr>
+      <w:r>
+        <w:rPr>
+          <w:color w:val="1F497D"/>
+        </w:rPr>
+        <w:t>Gérer plusieurs environnements sans risque d'erreur</w:t>
+      </w:r>
+    </w:p>
+    <w:p>
+      <w:r>
+        <w:t>Lorsque plusieurs workspaces sont administrés depuis le même poste, le risque n'est pas que les profils interfèrent entre eux, mais d'exécuter une commande sur le mauvais. Trois précautions suffisent :</w:t>
+      </w:r>
+    </w:p>
+    <w:p>
+      <w:pPr>
+        <w:pStyle w:val="ListBullet"/>
+      </w:pPr>
+      <w:r>
+        <w:t>Nommer les profils par environnement explicite (client-prod, client-test) plutôt que prod ou dev, ambigus dès le deuxième projet.</w:t>
+      </w:r>
+    </w:p>
+    <w:p>
+      <w:pPr>
+        <w:pStyle w:val="ListBullet"/>
+      </w:pPr>
+      <w:r>
+        <w:t>Ne pas définir de profil par défaut : une commande sans --profile échouera franchement, au lieu de s'exécuter sur un workspace choisi implicitement.</w:t>
+      </w:r>
+    </w:p>
+    <w:p>
+      <w:pPr>
+        <w:pStyle w:val="ListBullet"/>
+      </w:pPr>
+      <w:r>
+        <w:t>Associer le profil à la cible directement dans databricks.yml, ce qui rend le --profile inutile et protège contre l'erreur de cible.</w:t>
+      </w:r>
+    </w:p>
+    <w:p>
+      <w:pPr>
+        <w:spacing w:before="40" w:after="40"/>
+        <w:ind w:left="283"/>
+        <w:shd w:val="clear" w:color="auto" w:fill="F0F0F0"/>
+      </w:pPr>
+      <w:r>
+        <w:rPr>
+          <w:rFonts w:ascii="Courier New" w:hAnsi="Courier New"/>
+          <w:color w:val="1F497D"/>
+          <w:sz w:val="18"/>
+        </w:rPr>
+        <w:t>targets:</w:t>
+        <w:br/>
+        <w:t xml:space="preserve">  prod:</w:t>
+        <w:br/>
+        <w:t xml:space="preserve">    workspace:</w:t>
+        <w:br/>
+        <w:t xml:space="preserve">      host: https://adb-1234567890123456.7.azuredatabricks.net</w:t>
+        <w:br/>
+        <w:t xml:space="preserve">      profile: client-prod</w:t>
+      </w:r>
+    </w:p>
+    <w:p>
+      <w:pPr>
+        <w:ind w:left="283"/>
+      </w:pPr>
+      <w:r>
+        <w:rPr>
+          <w:i/>
+          <w:color w:val="707070"/>
+          <w:sz w:val="20"/>
+        </w:rPr>
+        <w:t>Note : avec cette déclaration, la CLI refuse de déployer si le host du profil ne correspond pas à celui déclaré dans la cible. C'est le garde-fou le plus efficace contre un déploiement sur le mauvais workspace.</w:t>
+      </w:r>
+    </w:p>
+    <w:p>
+      <w:pPr>
+        <w:ind w:left="283"/>
+      </w:pPr>
+      <w:r>
+        <w:rPr>
+          <w:b/>
+          <w:color w:val="C00000"/>
+          <w:sz w:val="20"/>
+        </w:rPr>
+        <w:t>Attention : les variables d'environnement DATABRICKS_HOST et DATABRICKS_TOKEN sont prioritaires sur le fichier de profils. Définies de façon permanente, elles détournent silencieusement toutes les commandes, y compris celles des autres projets. Ne les utiliser que dans un terminal ponctuel.</w:t>
       </w:r>
     </w:p>
     <w:p>
@@ -5801,6 +6216,169 @@
     <w:p>
       <w:r>
         <w:t>Le point 3 est le seul réellement problématique et le seul silencieux. C'est la raison pour laquelle le point 1 de la validation du §7 consiste à recouper le nombre de tables sauvegardées avec celui relevé lors de l'audit.</w:t>
+      </w:r>
+    </w:p>
+    <w:p>
+      <w:pPr>
+        <w:pStyle w:val="Heading2"/>
+        <w:jc w:val="left"/>
+      </w:pPr>
+      <w:r>
+        <w:rPr>
+          <w:color w:val="1F497D"/>
+        </w:rPr>
+        <w:t>A.7 Erreur 401 à l'authentification du Service Principal</w:t>
+      </w:r>
+    </w:p>
+    <w:p>
+      <w:pPr>
+        <w:spacing w:before="40" w:after="40"/>
+        <w:ind w:left="283"/>
+        <w:shd w:val="clear" w:color="auto" w:fill="F0F0F0"/>
+      </w:pPr>
+      <w:r>
+        <w:rPr>
+          <w:rFonts w:ascii="Courier New" w:hAnsi="Courier New"/>
+          <w:color w:val="1F497D"/>
+          <w:sz w:val="18"/>
+        </w:rPr>
+        <w:t>Error: 401 Unauthorized</w:t>
+      </w:r>
+    </w:p>
+    <w:p>
+      <w:r>
+        <w:t>Cause la plus fréquente : le secret renseigné ne correspond pas au type de champ utilisé. Un Service Principal peut détenir deux secrets de nature différente, qui ne se configurent pas avec les mêmes clés.</w:t>
+      </w:r>
+    </w:p>
+    <w:tbl>
+      <w:tblPr>
+        <w:tblStyle w:val="TableGrid"/>
+        <w:tblW w:type="auto" w:w="0"/>
+        <w:jc w:val="left"/>
+        <w:tblLook w:firstColumn="1" w:firstRow="1" w:lastColumn="0" w:lastRow="0" w:noHBand="0" w:noVBand="1" w:val="04A0"/>
+      </w:tblPr>
+      <w:tblGrid>
+        <w:gridCol w:w="4320"/>
+        <w:gridCol w:w="4320"/>
+      </w:tblGrid>
+      <w:tr>
+        <w:tc>
+          <w:tcPr>
+            <w:tcW w:type="dxa" w:w="4535"/>
+            <w:shd w:val="clear" w:color="auto" w:fill="1F497D"/>
+          </w:tcPr>
+          <w:p>
+            <w:r>
+              <w:rPr>
+                <w:b/>
+                <w:color w:val="FFFFFF"/>
+              </w:rPr>
+              <w:t>Origine du secret</w:t>
+            </w:r>
+          </w:p>
+        </w:tc>
+        <w:tc>
+          <w:tcPr>
+            <w:tcW w:type="dxa" w:w="4535"/>
+            <w:shd w:val="clear" w:color="auto" w:fill="1F497D"/>
+          </w:tcPr>
+          <w:p>
+            <w:r>
+              <w:rPr>
+                <w:b/>
+                <w:color w:val="FFFFFF"/>
+              </w:rPr>
+              <w:t>Champs à utiliser</w:t>
+            </w:r>
+          </w:p>
+        </w:tc>
+      </w:tr>
+      <w:tr>
+        <w:tc>
+          <w:tcPr>
+            <w:tcW w:type="dxa" w:w="4535"/>
+          </w:tcPr>
+          <w:p>
+            <w:r>
+              <w:t>Généré dans Databricks (console de compte, onglet Secrets)</w:t>
+            </w:r>
+          </w:p>
+        </w:tc>
+        <w:tc>
+          <w:tcPr>
+            <w:tcW w:type="dxa" w:w="4535"/>
+          </w:tcPr>
+          <w:p>
+            <w:r>
+              <w:t>client_id, client_secret</w:t>
+            </w:r>
+          </w:p>
+        </w:tc>
+      </w:tr>
+      <w:tr>
+        <w:tc>
+          <w:tcPr>
+            <w:tcW w:type="dxa" w:w="4535"/>
+          </w:tcPr>
+          <w:p>
+            <w:r>
+              <w:t>Généré dans Microsoft Entra ID (App registration)</w:t>
+            </w:r>
+          </w:p>
+        </w:tc>
+        <w:tc>
+          <w:tcPr>
+            <w:tcW w:type="dxa" w:w="4535"/>
+          </w:tcPr>
+          <w:p>
+            <w:r>
+              <w:t>azure_client_id, azure_client_secret, azure_tenant_id</w:t>
+            </w:r>
+          </w:p>
+        </w:tc>
+      </w:tr>
+    </w:tbl>
+    <w:p/>
+    <w:p>
+      <w:r>
+        <w:t>Autres causes, à vérifier ensuite :</w:t>
+      </w:r>
+    </w:p>
+    <w:p>
+      <w:pPr>
+        <w:pStyle w:val="ListBullet"/>
+      </w:pPr>
+      <w:r>
+        <w:t>Secret expiré : un secret Entra ID a une durée de validité définie à sa création.</w:t>
+      </w:r>
+    </w:p>
+    <w:p>
+      <w:pPr>
+        <w:pStyle w:val="ListBullet"/>
+      </w:pPr>
+      <w:r>
+        <w:t>Secret tronqué à la copie, ou espace résiduel en fin de ligne dans le fichier de profils.</w:t>
+      </w:r>
+    </w:p>
+    <w:p>
+      <w:pPr>
+        <w:pStyle w:val="ListBullet"/>
+      </w:pPr>
+      <w:r>
+        <w:t>Fichier enregistré sous un nom incorrect. Sous Windows, le Bloc-notes ajoute une extension .txt si le nom n'est pas saisi entre guillemets.</w:t>
+      </w:r>
+    </w:p>
+    <w:p>
+      <w:pPr>
+        <w:ind w:left="283"/>
+      </w:pPr>
+      <w:r>
+        <w:rPr>
+          <w:i/>
+          <w:color w:val="707070"/>
+          <w:sz w:val="20"/>
+        </w:rPr>
+        <w:t>Note : une erreur 401 signifie que l'identité n'a pas été reconnue. Une erreur 403 signifie l'inverse : l'identité est valide mais ne dispose pas des droits nécessaires. Distinguer les deux oriente immédiatement le diagnostic.</w:t>
       </w:r>
     </w:p>
     <w:p>
